--- a/testakten/insolvenzverwaltung-moebelwerk-havelberg-regelverfahren/16_glaeubigerausschuss_protokoll.docx
+++ b/testakten/insolvenzverwaltung-moebelwerk-havelberg-regelverfahren/16_glaeubigerausschuss_protokoll.docx
@@ -845,14 +845,6 @@
         <w:jc w:val="left"/>
       </w:pPr>
       <w:r>
-        <w:t>```</w:t>
-      </w:r>
-    </w:p>
-    <w:p>
-      <w:pPr>
-        <w:jc w:val="left"/>
-      </w:pPr>
-      <w:r>
         <w:t>Dr. Nora Westphal          Klaus-Dieter Hoffmann</w:t>
       </w:r>
     </w:p>
@@ -878,14 +870,6 @@
       </w:pPr>
       <w:r>
         <w:t>Furnier Nord GmbH          Arbeitnehmervertreterin</w:t>
-      </w:r>
-    </w:p>
-    <w:p>
-      <w:pPr>
-        <w:jc w:val="left"/>
-      </w:pPr>
-      <w:r>
-        <w:t>```</w:t>
       </w:r>
     </w:p>
     <w:p>

--- a/testakten/insolvenzverwaltung-moebelwerk-havelberg-regelverfahren/16_glaeubigerausschuss_protokoll.docx
+++ b/testakten/insolvenzverwaltung-moebelwerk-havelberg-regelverfahren/16_glaeubigerausschuss_protokoll.docx
@@ -5,56 +5,74 @@
     <w:p>
       <w:pPr>
         <w:pStyle w:val="Heading1"/>
+        <w:spacing w:after="160" w:line="259" w:lineRule="auto"/>
       </w:pPr>
       <w:r>
         <w:rPr>
           <w:rFonts w:ascii="Times New Roman" w:hAnsi="Times New Roman"/>
+          <w:b/>
+          <w:sz w:val="28"/>
         </w:rPr>
         <w:t>Gläubigerausschuss – Sitzungsprotokoll</w:t>
       </w:r>
     </w:p>
     <w:p>
       <w:pPr>
+        <w:spacing w:before="120" w:after="60" w:line="259" w:lineRule="auto"/>
         <w:ind w:left="567"/>
       </w:pPr>
       <w:r>
         <w:rPr>
+          <w:rFonts w:ascii="Times New Roman" w:hAnsi="Times New Roman"/>
+          <w:b/>
           <w:i/>
+          <w:sz w:val="22"/>
         </w:rPr>
         <w:t>Az.: 7 IN 41/26 – Möbelwerk Havelberg GmbH</w:t>
       </w:r>
     </w:p>
     <w:p>
       <w:pPr>
+        <w:spacing w:before="120" w:after="60" w:line="259" w:lineRule="auto"/>
         <w:ind w:left="567"/>
       </w:pPr>
       <w:r>
         <w:rPr>
+          <w:rFonts w:ascii="Times New Roman" w:hAnsi="Times New Roman"/>
           <w:b/>
           <w:i/>
+          <w:sz w:val="22"/>
         </w:rPr>
         <w:t>Sitzung vom 15.07.2026</w:t>
       </w:r>
       <w:r>
         <w:rPr>
+          <w:rFonts w:ascii="Times New Roman" w:hAnsi="Times New Roman"/>
+          <w:b/>
           <w:i/>
+          <w:sz w:val="22"/>
         </w:rPr>
         <w:t>, 14:00 – 16:30 Uhr</w:t>
       </w:r>
     </w:p>
     <w:p>
       <w:pPr>
+        <w:spacing w:before="120" w:after="60" w:line="259" w:lineRule="auto"/>
         <w:ind w:left="567"/>
       </w:pPr>
       <w:r>
         <w:rPr>
+          <w:rFonts w:ascii="Times New Roman" w:hAnsi="Times New Roman"/>
+          <w:b/>
           <w:i/>
+          <w:sz w:val="22"/>
         </w:rPr>
         <w:t>Ort: Kanzlei Dr. Westphal, Kurfürstenallee 88, 39104 Magdeburg (Konferenzraum)</w:t>
       </w:r>
     </w:p>
     <w:p>
       <w:pPr>
+        <w:spacing w:line="259" w:lineRule="auto" w:after="60"/>
         <w:ind w:left="567"/>
       </w:pPr>
       <w:r>
@@ -71,14 +89,21 @@
         <w:t xml:space="preserve"> Sana Yildiz (bis 30.06.2026 Buchhalterin Schuldnerin, jetzt im Auftrag IV)</w:t>
       </w:r>
     </w:p>
-    <w:p/>
+    <w:p>
+      <w:pPr>
+        <w:spacing w:line="259" w:lineRule="auto" w:after="60"/>
+      </w:pPr>
+    </w:p>
     <w:p>
       <w:pPr>
         <w:pStyle w:val="Heading2"/>
+        <w:spacing w:before="120" w:after="60" w:line="259" w:lineRule="auto"/>
       </w:pPr>
       <w:r>
         <w:rPr>
           <w:rFonts w:ascii="Times New Roman" w:hAnsi="Times New Roman"/>
+          <w:b/>
+          <w:sz w:val="22"/>
         </w:rPr>
         <w:t>Anwesenheit</w:t>
       </w:r>
@@ -364,6 +389,7 @@
     </w:tbl>
     <w:p>
       <w:pPr>
+        <w:spacing w:line="259" w:lineRule="auto" w:after="60"/>
         <w:jc w:val="left"/>
       </w:pPr>
       <w:r>
@@ -373,10 +399,15 @@
         <w:t>Beschlussfähigkeit festgestellt (§ 72 InsO i.V.m. Satzungsregelung: Anwesenheit von mindestens 3 Mitgliedern).</w:t>
       </w:r>
     </w:p>
-    <w:p/>
+    <w:p>
+      <w:pPr>
+        <w:spacing w:line="259" w:lineRule="auto" w:after="60"/>
+      </w:pPr>
+    </w:p>
     <w:p>
       <w:pPr>
         <w:pStyle w:val="Heading2"/>
+        <w:spacing w:line="259" w:lineRule="auto" w:after="60"/>
       </w:pPr>
       <w:r>
         <w:rPr>
@@ -388,6 +419,7 @@
     <w:p>
       <w:pPr>
         <w:pStyle w:val="ListNumber"/>
+        <w:spacing w:line="259" w:lineRule="auto" w:after="60"/>
       </w:pPr>
       <w:r>
         <w:t>Genehmigung Protokoll vom 18.06.2026</w:t>
@@ -396,6 +428,7 @@
     <w:p>
       <w:pPr>
         <w:pStyle w:val="ListNumber"/>
+        <w:spacing w:line="259" w:lineRule="auto" w:after="60"/>
       </w:pPr>
       <w:r>
         <w:t>Bericht der Insolvenzverwalterin</w:t>
@@ -404,6 +437,7 @@
     <w:p>
       <w:pPr>
         <w:pStyle w:val="ListNumber"/>
+        <w:spacing w:line="259" w:lineRule="auto" w:after="60"/>
       </w:pPr>
       <w:r>
         <w:t>Maschinenverwertung: Einzelverwertung vs. Paketverkauf</w:t>
@@ -412,6 +446,7 @@
     <w:p>
       <w:pPr>
         <w:pStyle w:val="ListNumber"/>
+        <w:spacing w:line="259" w:lineRule="auto" w:after="60"/>
       </w:pPr>
       <w:r>
         <w:t>D&amp;O-Vergleich</w:t>
@@ -420,6 +455,7 @@
     <w:p>
       <w:pPr>
         <w:pStyle w:val="ListNumber"/>
+        <w:spacing w:line="259" w:lineRule="auto" w:after="60"/>
       </w:pPr>
       <w:r>
         <w:t>Anfechtungsverfahren</w:t>
@@ -428,6 +464,7 @@
     <w:p>
       <w:pPr>
         <w:pStyle w:val="ListNumber"/>
+        <w:spacing w:line="259" w:lineRule="auto" w:after="60"/>
       </w:pPr>
       <w:r>
         <w:t>Masseunzulänglichkeit (Information)</w:t>
@@ -436,15 +473,21 @@
     <w:p>
       <w:pPr>
         <w:pStyle w:val="ListNumber"/>
+        <w:spacing w:line="259" w:lineRule="auto" w:after="60"/>
       </w:pPr>
       <w:r>
         <w:t>Verschiedenes</w:t>
       </w:r>
     </w:p>
-    <w:p/>
+    <w:p>
+      <w:pPr>
+        <w:spacing w:line="259" w:lineRule="auto" w:after="60"/>
+      </w:pPr>
+    </w:p>
     <w:p>
       <w:pPr>
         <w:pStyle w:val="Heading2"/>
+        <w:spacing w:line="259" w:lineRule="auto" w:after="60"/>
       </w:pPr>
       <w:r>
         <w:rPr>
@@ -455,16 +498,22 @@
     </w:p>
     <w:p>
       <w:pPr>
+        <w:spacing w:line="259" w:lineRule="auto" w:after="60"/>
         <w:jc w:val="left"/>
       </w:pPr>
       <w:r>
         <w:t>Das Protokoll der konstituierenden Sitzung vom 18.06.2026 wird einvernehmlich genehmigt. Es gibt keine Einwände.</w:t>
       </w:r>
     </w:p>
-    <w:p/>
+    <w:p>
+      <w:pPr>
+        <w:spacing w:line="259" w:lineRule="auto" w:after="60"/>
+      </w:pPr>
+    </w:p>
     <w:p>
       <w:pPr>
         <w:pStyle w:val="Heading2"/>
+        <w:spacing w:line="259" w:lineRule="auto" w:after="60"/>
       </w:pPr>
       <w:r>
         <w:rPr>
@@ -475,6 +524,7 @@
     </w:p>
     <w:p>
       <w:pPr>
+        <w:spacing w:line="259" w:lineRule="auto" w:after="60"/>
         <w:jc w:val="left"/>
       </w:pPr>
       <w:r>
@@ -484,6 +534,7 @@
     <w:p>
       <w:pPr>
         <w:pStyle w:val="ListBullet"/>
+        <w:spacing w:line="259" w:lineRule="auto" w:after="60"/>
       </w:pPr>
       <w:r>
         <w:t xml:space="preserve">Die Betriebsfortführung (07.05. bis 20.05.2026) hat einen Nettomasse-Effekt von </w:t>
@@ -501,6 +552,7 @@
     <w:p>
       <w:pPr>
         <w:pStyle w:val="ListBullet"/>
+        <w:spacing w:line="259" w:lineRule="auto" w:after="60"/>
       </w:pPr>
       <w:r>
         <w:t xml:space="preserve">Das Anmeldevolumen beträgt derzeit </w:t>
@@ -518,6 +570,7 @@
     <w:p>
       <w:pPr>
         <w:pStyle w:val="ListBullet"/>
+        <w:spacing w:line="259" w:lineRule="auto" w:after="60"/>
       </w:pPr>
       <w:r>
         <w:t>Prüfungstermin: 14.09.2026 (bestätigt durch AG Stendal).</w:t>
@@ -526,6 +579,7 @@
     <w:p>
       <w:pPr>
         <w:pStyle w:val="ListBullet"/>
+        <w:spacing w:line="259" w:lineRule="auto" w:after="60"/>
       </w:pPr>
       <w:r>
         <w:t>Die vorläufige Quotenprognose liegt bei ca. 18–20 % für ungesicherte Gläubiger.</w:t>
@@ -534,6 +588,7 @@
     <w:p>
       <w:pPr>
         <w:pStyle w:val="ListBullet"/>
+        <w:spacing w:line="259" w:lineRule="auto" w:after="60"/>
       </w:pPr>
       <w:r>
         <w:t>Zeitplan: Schlussbericht und Schlussrechnung voraussichtlich bis 31.01.2027.</w:t>
@@ -541,6 +596,7 @@
     </w:p>
     <w:p>
       <w:pPr>
+        <w:spacing w:line="259" w:lineRule="auto" w:after="60"/>
         <w:jc w:val="left"/>
       </w:pPr>
       <w:r>
@@ -549,6 +605,7 @@
     </w:p>
     <w:p>
       <w:pPr>
+        <w:spacing w:line="259" w:lineRule="auto" w:after="60"/>
         <w:jc w:val="left"/>
       </w:pPr>
       <w:r>
@@ -561,10 +618,15 @@
         <w:t xml:space="preserve"> (Arbeitnehmervertreterin) fragt, ob die rückständigen Urlaubsansprüche der entlassenen Mitarbeiter als Masseforderung oder als Insolvenzforderung zu behandeln sind. Dr. Westphal erläutert: Urlaubsabgeltung für die Zeit nach Eröffnung (hier: Kündigungszeitraum Mai–Juni 2026) ist Masseforderung (§ 55 Abs. 1 Nr. 2 InsO); Urlaubsrückstände aus der Zeit vor Eröffnung sind Insolvenzforderung (§ 38 InsO). Die jeweiligen Bescheide werden den Mitarbeitern individuell übermittelt.</w:t>
       </w:r>
     </w:p>
-    <w:p/>
+    <w:p>
+      <w:pPr>
+        <w:spacing w:line="259" w:lineRule="auto" w:after="60"/>
+      </w:pPr>
+    </w:p>
     <w:p>
       <w:pPr>
         <w:pStyle w:val="Heading2"/>
+        <w:spacing w:line="259" w:lineRule="auto" w:after="60"/>
       </w:pPr>
       <w:r>
         <w:rPr>
@@ -575,6 +637,7 @@
     </w:p>
     <w:p>
       <w:pPr>
+        <w:spacing w:line="259" w:lineRule="auto" w:after="60"/>
         <w:jc w:val="left"/>
       </w:pPr>
       <w:r>
@@ -583,6 +646,7 @@
     </w:p>
     <w:p>
       <w:pPr>
+        <w:spacing w:line="259" w:lineRule="auto" w:after="60"/>
         <w:jc w:val="left"/>
       </w:pPr>
       <w:r>
@@ -606,6 +670,7 @@
     </w:p>
     <w:p>
       <w:pPr>
+        <w:spacing w:line="259" w:lineRule="auto" w:after="60"/>
         <w:jc w:val="left"/>
       </w:pPr>
       <w:r>
@@ -620,6 +685,7 @@
     </w:p>
     <w:p>
       <w:pPr>
+        <w:spacing w:line="259" w:lineRule="auto" w:after="60"/>
         <w:jc w:val="left"/>
       </w:pPr>
       <w:r>
@@ -632,6 +698,7 @@
     <w:p>
       <w:pPr>
         <w:pStyle w:val="ListBullet"/>
+        <w:spacing w:line="259" w:lineRule="auto" w:after="60"/>
       </w:pPr>
       <w:r>
         <w:t>Hoffmann (Havelbank): Präferiert Einzelverwertung, da die Absonderungsgegenstände getrennt bewertet werden können. Einzelverwertung schützt die Havelbank besser vor Querverrechnungen. Stimmt für Option A.</w:t>
@@ -640,6 +707,7 @@
     <w:p>
       <w:pPr>
         <w:pStyle w:val="ListBullet"/>
+        <w:spacing w:line="259" w:lineRule="auto" w:after="60"/>
       </w:pPr>
       <w:r>
         <w:t>Großmann (Furnier Nord): Einzelverwertung bevorzugt, da höherer Erlös quotenerhöhend wirkt.</w:t>
@@ -648,6 +716,7 @@
     <w:p>
       <w:pPr>
         <w:pStyle w:val="ListBullet"/>
+        <w:spacing w:line="259" w:lineRule="auto" w:after="60"/>
       </w:pPr>
       <w:r>
         <w:t>Lampe (Arbeitnehmer): Kein Einwand gegen Option A.</w:t>
@@ -655,6 +724,7 @@
     </w:p>
     <w:p>
       <w:pPr>
+        <w:spacing w:line="259" w:lineRule="auto" w:after="60"/>
         <w:jc w:val="left"/>
       </w:pPr>
       <w:r>
@@ -682,10 +752,15 @@
         <w:t>(Abstimmung: 3:0:0)</w:t>
       </w:r>
     </w:p>
-    <w:p/>
+    <w:p>
+      <w:pPr>
+        <w:spacing w:line="259" w:lineRule="auto" w:after="60"/>
+      </w:pPr>
+    </w:p>
     <w:p>
       <w:pPr>
         <w:pStyle w:val="Heading2"/>
+        <w:spacing w:line="259" w:lineRule="auto" w:after="60"/>
       </w:pPr>
       <w:r>
         <w:rPr>
@@ -696,6 +771,7 @@
     </w:p>
     <w:p>
       <w:pPr>
+        <w:spacing w:line="259" w:lineRule="auto" w:after="60"/>
         <w:jc w:val="left"/>
       </w:pPr>
       <w:r>
@@ -713,6 +789,7 @@
     </w:p>
     <w:p>
       <w:pPr>
+        <w:spacing w:line="259" w:lineRule="auto" w:after="60"/>
         <w:jc w:val="left"/>
       </w:pPr>
       <w:r>
@@ -727,6 +804,7 @@
     </w:p>
     <w:p>
       <w:pPr>
+        <w:spacing w:line="259" w:lineRule="auto" w:after="60"/>
         <w:jc w:val="left"/>
       </w:pPr>
       <w:r>
@@ -754,10 +832,15 @@
         <w:t>(Abstimmung: 3:0:0)</w:t>
       </w:r>
     </w:p>
-    <w:p/>
+    <w:p>
+      <w:pPr>
+        <w:spacing w:line="259" w:lineRule="auto" w:after="60"/>
+      </w:pPr>
+    </w:p>
     <w:p>
       <w:pPr>
         <w:pStyle w:val="Heading2"/>
+        <w:spacing w:line="259" w:lineRule="auto" w:after="60"/>
       </w:pPr>
       <w:r>
         <w:rPr>
@@ -768,16 +851,22 @@
     </w:p>
     <w:p>
       <w:pPr>
+        <w:spacing w:line="259" w:lineRule="auto" w:after="60"/>
         <w:jc w:val="left"/>
       </w:pPr>
       <w:r>
         <w:t>Dr. Westphal erläutert die vier Anfechtungsfälle (→ Anfechtungsmatrix Datei 10). Geplanter Versand der Anfechtungsschreiben bis 30.08.2026. Der Ausschuss bittet darum, über Vergleichsangebote bei Einzelbeiträgen über 10.000 EUR vorab informiert zu werden.</w:t>
       </w:r>
     </w:p>
-    <w:p/>
+    <w:p>
+      <w:pPr>
+        <w:spacing w:line="259" w:lineRule="auto" w:after="60"/>
+      </w:pPr>
+    </w:p>
     <w:p>
       <w:pPr>
         <w:pStyle w:val="Heading2"/>
+        <w:spacing w:line="259" w:lineRule="auto" w:after="60"/>
       </w:pPr>
       <w:r>
         <w:rPr>
@@ -788,16 +877,22 @@
     </w:p>
     <w:p>
       <w:pPr>
+        <w:spacing w:line="259" w:lineRule="auto" w:after="60"/>
         <w:jc w:val="left"/>
       </w:pPr>
       <w:r>
         <w:t>Dr. Westphal informiert, dass zum 30.06.2026 eine temporäre Liquiditätslücke bestand (Masseverbindlichkeiten 96.000 EUR vs. verfügbare Liquidität ca. 62.000 EUR). Eine § 208-Anzeige wird zurzeit nicht erstattet, da die Maschinenverwertungserlöse die Lücke schließen werden. Der Ausschuss nimmt die Information zur Kenntnis und bittet um sofortige Benachrichtigung bei Verschlechterung der Lage.</w:t>
       </w:r>
     </w:p>
-    <w:p/>
+    <w:p>
+      <w:pPr>
+        <w:spacing w:line="259" w:lineRule="auto" w:after="60"/>
+      </w:pPr>
+    </w:p>
     <w:p>
       <w:pPr>
         <w:pStyle w:val="Heading2"/>
+        <w:spacing w:line="259" w:lineRule="auto" w:after="60"/>
       </w:pPr>
       <w:r>
         <w:rPr>
@@ -809,6 +904,7 @@
     <w:p>
       <w:pPr>
         <w:pStyle w:val="ListBullet"/>
+        <w:spacing w:line="259" w:lineRule="auto" w:after="60"/>
       </w:pPr>
       <w:r>
         <w:t>Dr. Westphal teilt mit, dass der Steuerberater der Schuldnerin (Hellmann &amp; Partner) die Erstellung der Jahresabschlüsse 2024 und 2025 bis 31.10.2026 zugesagt hat. Dies ist Voraussetzung für die Berechnung möglicher Steuererstattungsansprüche.</w:t>
@@ -817,6 +913,7 @@
     <w:p>
       <w:pPr>
         <w:pStyle w:val="ListBullet"/>
+        <w:spacing w:line="259" w:lineRule="auto" w:after="60"/>
       </w:pPr>
       <w:r>
         <w:t xml:space="preserve">Nächste Sitzung des Gläubigerausschusses: </w:t>
@@ -831,9 +928,14 @@
         <w:t xml:space="preserve"> (nach Prüfungstermin 14.09.2026).</w:t>
       </w:r>
     </w:p>
-    <w:p/>
     <w:p>
       <w:pPr>
+        <w:spacing w:line="259" w:lineRule="auto" w:after="60"/>
+      </w:pPr>
+    </w:p>
+    <w:p>
+      <w:pPr>
+        <w:spacing w:line="259" w:lineRule="auto" w:after="60"/>
         <w:jc w:val="left"/>
       </w:pPr>
       <w:r>
@@ -842,6 +944,7 @@
     </w:p>
     <w:p>
       <w:pPr>
+        <w:spacing w:line="259" w:lineRule="auto" w:after="60"/>
         <w:jc w:val="left"/>
       </w:pPr>
       <w:r>
@@ -850,6 +953,7 @@
     </w:p>
     <w:p>
       <w:pPr>
+        <w:spacing w:line="259" w:lineRule="auto" w:after="60"/>
         <w:jc w:val="left"/>
       </w:pPr>
       <w:r>
@@ -858,6 +962,7 @@
     </w:p>
     <w:p>
       <w:pPr>
+        <w:spacing w:line="259" w:lineRule="auto" w:after="60"/>
         <w:jc w:val="left"/>
       </w:pPr>
       <w:r>
@@ -866,6 +971,7 @@
     </w:p>
     <w:p>
       <w:pPr>
+        <w:spacing w:line="259" w:lineRule="auto" w:after="60"/>
         <w:jc w:val="left"/>
       </w:pPr>
       <w:r>
@@ -874,6 +980,7 @@
     </w:p>
     <w:p>
       <w:pPr>
+        <w:spacing w:line="259" w:lineRule="auto" w:after="60"/>
         <w:jc w:val="left"/>
       </w:pPr>
       <w:r>
@@ -881,13 +988,58 @@
       </w:r>
     </w:p>
     <w:sectPr>
+      <w:headerReference w:type="default" r:id="rId9"/>
+      <w:footerReference w:type="default" r:id="rId10"/>
       <w:pgSz w:w="11906" w:h="16838"/>
-      <w:pgMar w:top="1417" w:right="1417" w:bottom="1417" w:left="1417" w:header="720" w:footer="720" w:gutter="0"/>
+      <w:pgMar w:top="1191" w:right="1247" w:bottom="1134" w:left="1361" w:header="720" w:footer="720" w:gutter="0"/>
       <w:cols w:space="720"/>
       <w:docGrid w:linePitch="360"/>
     </w:sectPr>
   </w:body>
 </w:document>
+</file>
+
+<file path=word/footer1.xml><?xml version="1.0" encoding="utf-8"?>
+<w:ftr xmlns:m="http://schemas.openxmlformats.org/officeDocument/2006/math" xmlns:mc="http://schemas.openxmlformats.org/markup-compatibility/2006" xmlns:mo="http://schemas.microsoft.com/office/mac/office/2008/main" xmlns:mv="urn:schemas-microsoft-com:mac:vml" xmlns:o="urn:schemas-microsoft-com:office:office" xmlns:r="http://schemas.openxmlformats.org/officeDocument/2006/relationships" xmlns:v="urn:schemas-microsoft-com:vml" xmlns:w10="urn:schemas-microsoft-com:office:word" xmlns:w14="http://schemas.microsoft.com/office/word/2010/wordml" xmlns:w="http://schemas.openxmlformats.org/wordprocessingml/2006/main" xmlns:wne="http://schemas.microsoft.com/office/word/2006/wordml" xmlns:wp14="http://schemas.microsoft.com/office/word/2010/wordprocessingDrawing" xmlns:wp="http://schemas.openxmlformats.org/drawingml/2006/wordprocessingDrawing" xmlns:wpc="http://schemas.microsoft.com/office/word/2010/wordprocessingCanvas" xmlns:wpg="http://schemas.microsoft.com/office/word/2010/wordprocessingGroup" xmlns:wpi="http://schemas.microsoft.com/office/word/2010/wordprocessingInk" xmlns:wps="http://schemas.microsoft.com/office/word/2010/wordprocessingShape" mc:Ignorable="w14 wp14">
+  <w:p>
+    <w:pPr>
+      <w:pStyle w:val="Footer"/>
+      <w:jc w:val="left"/>
+    </w:pPr>
+    <w:r/>
+    <w:r>
+      <w:rPr>
+        <w:rFonts w:ascii="Times New Roman" w:hAnsi="Times New Roman"/>
+        <w:b w:val="0"/>
+        <w:color w:val="777777"/>
+        <w:sz w:val="17"/>
+      </w:rPr>
+      <w:t>Vertraulich | Bearbeitungsstand Juli 2026 | nur zur Aktenbearbeitung</w:t>
+    </w:r>
+  </w:p>
+</w:ftr>
+</file>
+
+<file path=word/header1.xml><?xml version="1.0" encoding="utf-8"?>
+<w:hdr xmlns:m="http://schemas.openxmlformats.org/officeDocument/2006/math" xmlns:mc="http://schemas.openxmlformats.org/markup-compatibility/2006" xmlns:mo="http://schemas.microsoft.com/office/mac/office/2008/main" xmlns:mv="urn:schemas-microsoft-com:mac:vml" xmlns:o="urn:schemas-microsoft-com:office:office" xmlns:r="http://schemas.openxmlformats.org/officeDocument/2006/relationships" xmlns:v="urn:schemas-microsoft-com:vml" xmlns:w10="urn:schemas-microsoft-com:office:word" xmlns:w14="http://schemas.microsoft.com/office/word/2010/wordml" xmlns:w="http://schemas.openxmlformats.org/wordprocessingml/2006/main" xmlns:wne="http://schemas.microsoft.com/office/word/2006/wordml" xmlns:wp14="http://schemas.microsoft.com/office/word/2010/wordprocessingDrawing" xmlns:wp="http://schemas.openxmlformats.org/drawingml/2006/wordprocessingDrawing" xmlns:wpc="http://schemas.microsoft.com/office/word/2010/wordprocessingCanvas" xmlns:wpg="http://schemas.microsoft.com/office/word/2010/wordprocessingGroup" xmlns:wpi="http://schemas.microsoft.com/office/word/2010/wordprocessingInk" xmlns:wps="http://schemas.microsoft.com/office/word/2010/wordprocessingShape" mc:Ignorable="w14 wp14">
+  <w:p>
+    <w:pPr>
+      <w:pStyle w:val="Header"/>
+      <w:jc w:val="left"/>
+    </w:pPr>
+    <w:r/>
+    <w:r>
+      <w:rPr>
+        <w:rFonts w:ascii="Times New Roman" w:hAnsi="Times New Roman"/>
+        <w:b w:val="0"/>
+        <w:i w:val="0"/>
+        <w:color w:val="666666"/>
+        <w:sz w:val="17"/>
+      </w:rPr>
+      <w:t>Lindenhof und Partner mbB | Insolvenz- und Restrukturierungsakte | Bearbeitungsstand Juli 2026</w:t>
+    </w:r>
+  </w:p>
+</w:hdr>
 </file>
 
 <file path=word/numbering.xml><?xml version="1.0" encoding="utf-8"?>
@@ -1604,11 +1756,12 @@
       <w:contextualSpacing/>
     </w:pPr>
     <w:rPr>
-      <w:rFonts w:asciiTheme="majorHAnsi" w:eastAsiaTheme="majorEastAsia" w:hAnsiTheme="majorHAnsi" w:cstheme="majorBidi"/>
+      <w:rFonts w:asciiTheme="majorHAnsi" w:eastAsiaTheme="majorEastAsia" w:hAnsiTheme="majorHAnsi" w:cstheme="majorBidi" w:ascii="Times New Roman" w:hAnsi="Times New Roman"/>
+      <w:b/>
       <w:color w:val="17365D" w:themeColor="text2" w:themeShade="BF"/>
       <w:spacing w:val="5"/>
       <w:kern w:val="28"/>
-      <w:sz w:val="52"/>
+      <w:sz w:val="30"/>
       <w:szCs w:val="52"/>
     </w:rPr>
   </w:style>
